--- a/descargas/eso/word/PRESENTE_eso_s4_martes-22-dic.docx
+++ b/descargas/eso/word/PRESENTE_eso_s4_martes-22-dic.docx
@@ -116,7 +116,7 @@
       </w:hyperlink>
       <w:r>
         <w:rPr/>
-        <w:t xml:space="preserve">. Después miramos la caja completa: caja, papel, lazo y tarjeta. En la celebración de Navidad se abrirá.</w:t>
+        <w:t xml:space="preserve">. Después miramos la caja completa: cerrada, con su señal y, dentro, nuestros nombres. En la celebración de Navidad se abrirá.</w:t>
       </w:r>
     </w:p>
     <w:p>
